--- a/public/programas/Programa_Basico1_Octubre_2026.docx
+++ b/public/programas/Programa_Basico1_Octubre_2026.docx
@@ -79,7 +79,7 @@
           <w:sz w:val="48"/>
           <w:szCs w:val="48"/>
         </w:rPr>
-        <w:t xml:space="preserve">Básico 1</w:t>
+        <w:t xml:space="preserve">Básico 1 (A1.1)</w:t>
       </w:r>
     </w:p>
     <w:p>
@@ -126,7 +126,7 @@
           <w:sz w:val="23"/>
           <w:szCs w:val="23"/>
         </w:rPr>
-        <w:t xml:space="preserve">A1.1 · desde cero absoluto</w:t>
+        <w:t xml:space="preserve">Paso 1 de la escalera · desde cero</w:t>
       </w:r>
     </w:p>
     <w:p>
@@ -141,7 +141,7 @@
           <w:sz w:val="23"/>
           <w:szCs w:val="23"/>
         </w:rPr>
-        <w:t xml:space="preserve">Martes 20:00 hora Chile · Prof.ª Guiran (기란)</w:t>
+        <w:t xml:space="preserve">Martes 20:00 hora Chile · Guiran · 기란</w:t>
       </w:r>
     </w:p>
     <w:p>
@@ -156,7 +156,7 @@
           <w:sz w:val="23"/>
           <w:szCs w:val="23"/>
         </w:rPr>
-        <w:t xml:space="preserve">Jueves 20:00 hora Chile · Prof.ª Guiran (기란)</w:t>
+        <w:t xml:space="preserve">Jueves 20:00 hora Chile · Guiran · 기란</w:t>
       </w:r>
     </w:p>
     <w:p>
@@ -186,7 +186,7 @@
           <w:sz w:val="23"/>
           <w:szCs w:val="23"/>
         </w:rPr>
-        <w:t xml:space="preserve">US$150 pago único · o US$75/mes × 2</w:t>
+        <w:t xml:space="preserve">US$150 el curso completo · o 2 cuotas de US$75</w:t>
       </w:r>
     </w:p>
     <w:p>
@@ -420,7 +420,7 @@
                 <w:sz w:val="20"/>
                 <w:szCs w:val="20"/>
               </w:rPr>
-              <w:t xml:space="preserve">A1.1 · desde cero absoluto</w:t>
+              <w:t xml:space="preserve">A1.1 · desde cero · antes: Nivel 1 · julio 2026</w:t>
             </w:r>
           </w:p>
         </w:tc>
@@ -536,7 +536,7 @@
                 <w:sz w:val="20"/>
                 <w:szCs w:val="20"/>
               </w:rPr>
-              <w:t xml:space="preserve">Martes 20:00 (hora Chile) · Prof.ª Guiran (기란)  |  Jueves 20:00 (hora Chile) · Prof.ª Guiran (기란)</w:t>
+              <w:t xml:space="preserve">Martes 20:00 (hora Chile) · Guiran · 기란  |  Jueves 20:00 (hora Chile) · Guiran · 기란</w:t>
             </w:r>
           </w:p>
         </w:tc>
@@ -768,7 +768,7 @@
                 <w:sz w:val="20"/>
                 <w:szCs w:val="20"/>
               </w:rPr>
-              <w:t xml:space="preserve">US$150 pago único · o US$75/mes × 2</w:t>
+              <w:t xml:space="preserve">US$150 el curso completo · o 2 cuotas de US$75</w:t>
             </w:r>
           </w:p>
         </w:tc>
@@ -1023,7 +1023,7 @@
           <w:sz w:val="23"/>
           <w:szCs w:val="23"/>
         </w:rPr>
-        <w:t xml:space="preserve">Sección Martes 20:00 · Prof.ª Guiran (기란)</w:t>
+        <w:t xml:space="preserve">Sección Martes 20:00 · Guiran · 기란</w:t>
       </w:r>
     </w:p>
     <w:tbl>
@@ -2098,7 +2098,7 @@
           <w:sz w:val="23"/>
           <w:szCs w:val="23"/>
         </w:rPr>
-        <w:t xml:space="preserve">Sección Jueves 20:00 · Prof.ª Guiran (기란)</w:t>
+        <w:t xml:space="preserve">Sección Jueves 20:00 · Guiran · 기란</w:t>
       </w:r>
     </w:p>
     <w:tbl>
@@ -4217,7 +4217,7 @@
           <w:sz w:val="18"/>
           <w:szCs w:val="18"/>
         </w:rPr>
-        <w:t xml:space="preserve">España cambia de hora el 25 de octubre y EE.UU. el 1 de noviembre (la tabla muestra antes → después). Chile, Argentina, México, Colombia, Perú y Corea no cambian durante el curso.</w:t>
+        <w:t xml:space="preserve">España cambia de hora el 25 de octubre y EE.UU. el 1 de noviembre (se muestra antes → después). Chile, Argentina, México, Colombia, Perú y Corea no cambian durante el curso.</w:t>
       </w:r>
     </w:p>
     <w:p>
@@ -4263,7 +4263,7 @@
           <w:sz w:val="22"/>
           <w:szCs w:val="22"/>
         </w:rPr>
-        <w:t xml:space="preserve">Precio: US$150 pago único · o US$75/mes × 2. Mismo precio para todos los cursos de la academia.</w:t>
+        <w:t xml:space="preserve">Precio: US$150 el curso completo · o 2 cuotas de US$75. Mismo precio para todos los cursos de la academia.</w:t>
       </w:r>
     </w:p>
     <w:p>
@@ -4504,7 +4504,7 @@
         <w:sz w:val="16"/>
         <w:szCs w:val="16"/>
       </w:rPr>
-      <w:t xml:space="preserve">Academia Seúl · Programa Básico 1 · Octubre 2026</w:t>
+      <w:t xml:space="preserve">Academia Seúl · Programa Básico 1 (A1.1) · Octubre 2026</w:t>
     </w:r>
   </w:p>
 </w:hdr>

--- a/public/programas/Programa_Basico1_Octubre_2026.docx
+++ b/public/programas/Programa_Basico1_Octubre_2026.docx
@@ -141,7 +141,7 @@
           <w:sz w:val="23"/>
           <w:szCs w:val="23"/>
         </w:rPr>
-        <w:t xml:space="preserve">Martes 20:00 hora Chile · Guiran · 기란</w:t>
+        <w:t xml:space="preserve">Martes 20:00 hora Chile · Kiran · 기란</w:t>
       </w:r>
     </w:p>
     <w:p>
@@ -156,7 +156,7 @@
           <w:sz w:val="23"/>
           <w:szCs w:val="23"/>
         </w:rPr>
-        <w:t xml:space="preserve">Jueves 20:00 hora Chile · Guiran · 기란</w:t>
+        <w:t xml:space="preserve">Jueves 20:00 hora Chile · Kiran · 기란</w:t>
       </w:r>
     </w:p>
     <w:p>
@@ -479,7 +479,7 @@
                 <w:sz w:val="20"/>
                 <w:szCs w:val="20"/>
               </w:rPr>
-              <w:t xml:space="preserve">8 semanas · 1 clase en vivo por semana · 60 minutos · Semana del 5 de octubre de 2026 → semana del 23 de noviembre de 2026</w:t>
+              <w:t xml:space="preserve">8 semanas · 1 clase en vivo por semana · 60 minutos · Semana del 12 de octubre de 2026 → semana del 30 de noviembre de 2026</w:t>
             </w:r>
           </w:p>
         </w:tc>
@@ -536,7 +536,7 @@
                 <w:sz w:val="20"/>
                 <w:szCs w:val="20"/>
               </w:rPr>
-              <w:t xml:space="preserve">Martes 20:00 (hora Chile) · Guiran · 기란  |  Jueves 20:00 (hora Chile) · Guiran · 기란</w:t>
+              <w:t xml:space="preserve">Martes 20:00 (hora Chile) · Kiran · 기란  |  Jueves 20:00 (hora Chile) · Kiran · 기란</w:t>
             </w:r>
           </w:p>
         </w:tc>
@@ -1023,7 +1023,7 @@
           <w:sz w:val="23"/>
           <w:szCs w:val="23"/>
         </w:rPr>
-        <w:t xml:space="preserve">Sección Martes 20:00 · Guiran · 기란</w:t>
+        <w:t xml:space="preserve">Sección Martes 20:00 · Kiran · 기란</w:t>
       </w:r>
     </w:p>
     <w:tbl>
@@ -1217,7 +1217,7 @@
                 <w:sz w:val="20"/>
                 <w:szCs w:val="20"/>
               </w:rPr>
-              <w:t xml:space="preserve">mar 6 oct</w:t>
+              <w:t xml:space="preserve">mar 13 oct</w:t>
             </w:r>
           </w:p>
         </w:tc>
@@ -1330,7 +1330,7 @@
                 <w:sz w:val="20"/>
                 <w:szCs w:val="20"/>
               </w:rPr>
-              <w:t xml:space="preserve">mar 13 oct</w:t>
+              <w:t xml:space="preserve">mar 20 oct</w:t>
             </w:r>
           </w:p>
         </w:tc>
@@ -1443,7 +1443,7 @@
                 <w:sz w:val="20"/>
                 <w:szCs w:val="20"/>
               </w:rPr>
-              <w:t xml:space="preserve">mar 20 oct</w:t>
+              <w:t xml:space="preserve">mar 27 oct</w:t>
             </w:r>
           </w:p>
         </w:tc>
@@ -1556,7 +1556,7 @@
                 <w:sz w:val="20"/>
                 <w:szCs w:val="20"/>
               </w:rPr>
-              <w:t xml:space="preserve">mar 27 oct</w:t>
+              <w:t xml:space="preserve">mar 3 nov</w:t>
             </w:r>
           </w:p>
         </w:tc>
@@ -1669,7 +1669,7 @@
                 <w:sz w:val="20"/>
                 <w:szCs w:val="20"/>
               </w:rPr>
-              <w:t xml:space="preserve">mar 3 nov</w:t>
+              <w:t xml:space="preserve">mar 10 nov</w:t>
             </w:r>
           </w:p>
         </w:tc>
@@ -1782,7 +1782,7 @@
                 <w:sz w:val="20"/>
                 <w:szCs w:val="20"/>
               </w:rPr>
-              <w:t xml:space="preserve">mar 10 nov</w:t>
+              <w:t xml:space="preserve">mar 17 nov</w:t>
             </w:r>
           </w:p>
         </w:tc>
@@ -1895,7 +1895,7 @@
                 <w:sz w:val="20"/>
                 <w:szCs w:val="20"/>
               </w:rPr>
-              <w:t xml:space="preserve">mar 17 nov</w:t>
+              <w:t xml:space="preserve">mar 24 nov</w:t>
             </w:r>
           </w:p>
         </w:tc>
@@ -2008,7 +2008,7 @@
                 <w:sz w:val="20"/>
                 <w:szCs w:val="20"/>
               </w:rPr>
-              <w:t xml:space="preserve">mar 24 nov</w:t>
+              <w:t xml:space="preserve">mar 1 dic</w:t>
             </w:r>
           </w:p>
         </w:tc>
@@ -2098,7 +2098,7 @@
           <w:sz w:val="23"/>
           <w:szCs w:val="23"/>
         </w:rPr>
-        <w:t xml:space="preserve">Sección Jueves 20:00 · Guiran · 기란</w:t>
+        <w:t xml:space="preserve">Sección Jueves 20:00 · Kiran · 기란</w:t>
       </w:r>
     </w:p>
     <w:tbl>
@@ -2292,7 +2292,7 @@
                 <w:sz w:val="20"/>
                 <w:szCs w:val="20"/>
               </w:rPr>
-              <w:t xml:space="preserve">jue 8 oct</w:t>
+              <w:t xml:space="preserve">jue 15 oct</w:t>
             </w:r>
           </w:p>
         </w:tc>
@@ -2405,7 +2405,7 @@
                 <w:sz w:val="20"/>
                 <w:szCs w:val="20"/>
               </w:rPr>
-              <w:t xml:space="preserve">jue 15 oct</w:t>
+              <w:t xml:space="preserve">jue 22 oct</w:t>
             </w:r>
           </w:p>
         </w:tc>
@@ -2518,7 +2518,7 @@
                 <w:sz w:val="20"/>
                 <w:szCs w:val="20"/>
               </w:rPr>
-              <w:t xml:space="preserve">jue 22 oct</w:t>
+              <w:t xml:space="preserve">jue 29 oct</w:t>
             </w:r>
           </w:p>
         </w:tc>
@@ -2631,7 +2631,7 @@
                 <w:sz w:val="20"/>
                 <w:szCs w:val="20"/>
               </w:rPr>
-              <w:t xml:space="preserve">jue 29 oct</w:t>
+              <w:t xml:space="preserve">jue 5 nov</w:t>
             </w:r>
           </w:p>
         </w:tc>
@@ -2744,7 +2744,7 @@
                 <w:sz w:val="20"/>
                 <w:szCs w:val="20"/>
               </w:rPr>
-              <w:t xml:space="preserve">jue 5 nov</w:t>
+              <w:t xml:space="preserve">jue 12 nov</w:t>
             </w:r>
           </w:p>
         </w:tc>
@@ -2857,7 +2857,7 @@
                 <w:sz w:val="20"/>
                 <w:szCs w:val="20"/>
               </w:rPr>
-              <w:t xml:space="preserve">jue 12 nov</w:t>
+              <w:t xml:space="preserve">jue 19 nov</w:t>
             </w:r>
           </w:p>
         </w:tc>
@@ -2970,7 +2970,7 @@
                 <w:sz w:val="20"/>
                 <w:szCs w:val="20"/>
               </w:rPr>
-              <w:t xml:space="preserve">jue 19 nov</w:t>
+              <w:t xml:space="preserve">jue 26 nov</w:t>
             </w:r>
           </w:p>
         </w:tc>
@@ -3083,7 +3083,7 @@
                 <w:sz w:val="20"/>
                 <w:szCs w:val="20"/>
               </w:rPr>
-              <w:t xml:space="preserve">jue 26 nov</w:t>
+              <w:t xml:space="preserve">jue 3 dic</w:t>
             </w:r>
           </w:p>
         </w:tc>

--- a/public/programas/Programa_Basico1_Octubre_2026.docx
+++ b/public/programas/Programa_Basico1_Octubre_2026.docx
@@ -3202,7 +3202,7 @@
           <w:sz w:val="22"/>
           <w:szCs w:val="22"/>
         </w:rPr>
-        <w:t xml:space="preserve">Lector de Hangul (academiaseul.com/lector-hangul): 10–15 minutos al día. Es gratis, tiene audio nativo y va rotando los ejercicios para que nunca sea la misma práctica.</w:t>
+        <w:t xml:space="preserve">Lector de Hangul (academiaseul.com/lector-coreano): 10–15 minutos al día. Es gratis, tiene audio nativo y va rotando los ejercicios para que nunca sea la misma práctica.</w:t>
       </w:r>
     </w:p>
     <w:p>

--- a/public/programas/Programa_Basico1_Octubre_2026.docx
+++ b/public/programas/Programa_Basico1_Octubre_2026.docx
@@ -925,7 +925,7 @@
           <w:sz w:val="22"/>
           <w:szCs w:val="22"/>
         </w:rPr>
-        <w:t xml:space="preserve">Contar en los dos sistemas de números y decir la hora</w:t>
+        <w:t xml:space="preserve">Contar del 1 al 100 y decir cuántos son en tu familia</w:t>
       </w:r>
     </w:p>
     <w:p>

--- a/public/programas/Programa_Basico1_Octubre_2026.docx
+++ b/public/programas/Programa_Basico1_Octubre_2026.docx
@@ -1006,7 +1006,7 @@
           <w:sz w:val="22"/>
           <w:szCs w:val="22"/>
         </w:rPr>
-        <w:t xml:space="preserve">. El drilling pesado (leer sílabas, memorizar números) se hace de tarea en el Lector de Hangul con audio nativo, así la hora en vivo se usa para hablar y ser corregido.</w:t>
+        <w:t xml:space="preserve">. La práctica de lectura (sílabas, números) se hace de tarea en el Lector de Hangul con audio nativo, así la hora en vivo se usa para hablar y ser corregido.</w:t>
       </w:r>
     </w:p>
     <w:p>
@@ -3366,7 +3366,7 @@
                 <w:sz w:val="21"/>
                 <w:szCs w:val="21"/>
               </w:rPr>
-              <w:t xml:space="preserve">Básico 2 (A1.2) en la cohorte de enero 2027 — el curso que te lleva del presente al pasado y al futuro.</w:t>
+              <w:t xml:space="preserve">Básico 2 (A1.2): el curso que te lleva del presente al pasado y al futuro (te avisamos las fechas de la próxima cohorte).</w:t>
             </w:r>
           </w:p>
         </w:tc>

--- a/public/programas/Programa_Basico1_Octubre_2026.docx
+++ b/public/programas/Programa_Basico1_Octubre_2026.docx
@@ -479,7 +479,7 @@
                 <w:sz w:val="20"/>
                 <w:szCs w:val="20"/>
               </w:rPr>
-              <w:t xml:space="preserve">8 semanas · 1 clase en vivo por semana · 60 minutos · Semana del 12 de octubre de 2026 → semana del 30 de noviembre de 2026</w:t>
+              <w:t xml:space="preserve">8 semanas · 1 clase en vivo por semana · 60 minutos · Semana del 19 de octubre de 2026 → semana del 7 de diciembre de 2026</w:t>
             </w:r>
           </w:p>
         </w:tc>
@@ -1217,7 +1217,7 @@
                 <w:sz w:val="20"/>
                 <w:szCs w:val="20"/>
               </w:rPr>
-              <w:t xml:space="preserve">mar 13 oct</w:t>
+              <w:t xml:space="preserve">mar 20 oct</w:t>
             </w:r>
           </w:p>
         </w:tc>
@@ -1330,7 +1330,7 @@
                 <w:sz w:val="20"/>
                 <w:szCs w:val="20"/>
               </w:rPr>
-              <w:t xml:space="preserve">mar 20 oct</w:t>
+              <w:t xml:space="preserve">mar 27 oct</w:t>
             </w:r>
           </w:p>
         </w:tc>
@@ -1443,7 +1443,7 @@
                 <w:sz w:val="20"/>
                 <w:szCs w:val="20"/>
               </w:rPr>
-              <w:t xml:space="preserve">mar 27 oct</w:t>
+              <w:t xml:space="preserve">mar 3 nov</w:t>
             </w:r>
           </w:p>
         </w:tc>
@@ -1556,7 +1556,7 @@
                 <w:sz w:val="20"/>
                 <w:szCs w:val="20"/>
               </w:rPr>
-              <w:t xml:space="preserve">mar 3 nov</w:t>
+              <w:t xml:space="preserve">mar 10 nov</w:t>
             </w:r>
           </w:p>
         </w:tc>
@@ -1669,7 +1669,7 @@
                 <w:sz w:val="20"/>
                 <w:szCs w:val="20"/>
               </w:rPr>
-              <w:t xml:space="preserve">mar 10 nov</w:t>
+              <w:t xml:space="preserve">mar 17 nov</w:t>
             </w:r>
           </w:p>
         </w:tc>
@@ -1782,7 +1782,7 @@
                 <w:sz w:val="20"/>
                 <w:szCs w:val="20"/>
               </w:rPr>
-              <w:t xml:space="preserve">mar 17 nov</w:t>
+              <w:t xml:space="preserve">mar 24 nov</w:t>
             </w:r>
           </w:p>
         </w:tc>
@@ -1895,7 +1895,7 @@
                 <w:sz w:val="20"/>
                 <w:szCs w:val="20"/>
               </w:rPr>
-              <w:t xml:space="preserve">mar 24 nov</w:t>
+              <w:t xml:space="preserve">mar 1 dic</w:t>
             </w:r>
           </w:p>
         </w:tc>
@@ -2008,7 +2008,7 @@
                 <w:sz w:val="20"/>
                 <w:szCs w:val="20"/>
               </w:rPr>
-              <w:t xml:space="preserve">mar 1 dic</w:t>
+              <w:t xml:space="preserve">mar 8 dic *</w:t>
             </w:r>
           </w:p>
         </w:tc>
@@ -2070,6 +2070,22 @@
         </w:tc>
       </w:tr>
     </w:tbl>
+    <w:p>
+      <w:pPr>
+        <w:spacing w:before="80"/>
+      </w:pPr>
+      <w:r>
+        <w:rPr>
+          <w:rFonts w:ascii="Arial" w:cs="Arial" w:eastAsia="Arial" w:hAnsi="Arial"/>
+          <w:i/>
+          <w:iCs/>
+          <w:color w:val="5C5F6B"/>
+          <w:sz w:val="18"/>
+          <w:szCs w:val="18"/>
+        </w:rPr>
+        <w:t xml:space="preserve">* El 8 dic es feriado en Chile: la fecha de esta clase está por confirmar y te la avisamos con tiempo.</w:t>
+      </w:r>
+    </w:p>
     <w:p>
       <w:pPr>
         <w:spacing w:after="80"/>
@@ -2292,7 +2308,7 @@
                 <w:sz w:val="20"/>
                 <w:szCs w:val="20"/>
               </w:rPr>
-              <w:t xml:space="preserve">jue 15 oct</w:t>
+              <w:t xml:space="preserve">jue 22 oct</w:t>
             </w:r>
           </w:p>
         </w:tc>
@@ -2405,7 +2421,7 @@
                 <w:sz w:val="20"/>
                 <w:szCs w:val="20"/>
               </w:rPr>
-              <w:t xml:space="preserve">jue 22 oct</w:t>
+              <w:t xml:space="preserve">jue 29 oct</w:t>
             </w:r>
           </w:p>
         </w:tc>
@@ -2518,7 +2534,7 @@
                 <w:sz w:val="20"/>
                 <w:szCs w:val="20"/>
               </w:rPr>
-              <w:t xml:space="preserve">jue 29 oct</w:t>
+              <w:t xml:space="preserve">jue 5 nov</w:t>
             </w:r>
           </w:p>
         </w:tc>
@@ -2631,7 +2647,7 @@
                 <w:sz w:val="20"/>
                 <w:szCs w:val="20"/>
               </w:rPr>
-              <w:t xml:space="preserve">jue 5 nov</w:t>
+              <w:t xml:space="preserve">jue 12 nov</w:t>
             </w:r>
           </w:p>
         </w:tc>
@@ -2744,7 +2760,7 @@
                 <w:sz w:val="20"/>
                 <w:szCs w:val="20"/>
               </w:rPr>
-              <w:t xml:space="preserve">jue 12 nov</w:t>
+              <w:t xml:space="preserve">jue 19 nov</w:t>
             </w:r>
           </w:p>
         </w:tc>
@@ -2857,7 +2873,7 @@
                 <w:sz w:val="20"/>
                 <w:szCs w:val="20"/>
               </w:rPr>
-              <w:t xml:space="preserve">jue 19 nov</w:t>
+              <w:t xml:space="preserve">jue 26 nov</w:t>
             </w:r>
           </w:p>
         </w:tc>
@@ -2970,7 +2986,7 @@
                 <w:sz w:val="20"/>
                 <w:szCs w:val="20"/>
               </w:rPr>
-              <w:t xml:space="preserve">jue 26 nov</w:t>
+              <w:t xml:space="preserve">jue 3 dic</w:t>
             </w:r>
           </w:p>
         </w:tc>
@@ -3083,7 +3099,7 @@
                 <w:sz w:val="20"/>
                 <w:szCs w:val="20"/>
               </w:rPr>
-              <w:t xml:space="preserve">jue 3 dic</w:t>
+              <w:t xml:space="preserve">jue 10 dic</w:t>
             </w:r>
           </w:p>
         </w:tc>
